--- a/Boek 1 - Grondslagen, vraag en aanbod/1.1 Hoofdstuk Economisch denken en rekenen/1.1.1 Schaarste en economisch denken/1.1.1 Schaarste en economisch denken – begeleide inoefening – vragen.docx
+++ b/Boek 1 - Grondslagen, vraag en aanbod/1.1 Hoofdstuk Economisch denken en rekenen/1.1.1 Schaarste en economisch denken/1.1.1 Schaarste en economisch denken – begeleide inoefening – vragen.docx
@@ -1994,9 +1994,9 @@
       <w:r>
         <w:drawing>
           <wp:inline distT="0" distB="0" distL="0" distR="0">
-            <wp:extent cx="4953000" cy="3048000"/>
+            <wp:extent cx="4953000" cy="3171825"/>
             <wp:effectExtent t="0" r="0" b="0" l="0"/>
-            <wp:docPr id="1" name="1.1.1_fig_2.png" descr="asset:1.1.1_fig_2" title="1.1.1_fig_2.png"/>
+            <wp:docPr id="1" name="1.1.1_fig_2_doc.png" descr="asset:1.1.1_fig_2" title="1.1.1_fig_2"/>
             <wp:cNvGraphicFramePr>
               <a:graphicFrameLocks xmlns:a="http://schemas.openxmlformats.org/drawingml/2006/main" noChangeAspect="1"/>
             </wp:cNvGraphicFramePr>
@@ -2019,7 +2019,7 @@
                   <pic:spPr bwMode="auto">
                     <a:xfrm>
                       <a:off x="0" y="0"/>
-                      <a:ext cx="4953000" cy="3048000"/>
+                      <a:ext cx="4953000" cy="3171825"/>
                     </a:xfrm>
                     <a:prstGeom prst="rect">
                       <a:avLst/>
@@ -3110,9 +3110,9 @@
       <w:r>
         <w:drawing>
           <wp:inline distT="0" distB="0" distL="0" distR="0">
-            <wp:extent cx="4953000" cy="3048000"/>
+            <wp:extent cx="4953000" cy="3171825"/>
             <wp:effectExtent t="0" r="0" b="0" l="0"/>
-            <wp:docPr id="1" name="1.1.1_fig_2.png" descr="asset:1.1.1_fig_2" title="1.1.1_fig_2.png"/>
+            <wp:docPr id="1" name="1.1.1_fig_2_doc.png" descr="asset:1.1.1_fig_2" title="1.1.1_fig_2"/>
             <wp:cNvGraphicFramePr>
               <a:graphicFrameLocks xmlns:a="http://schemas.openxmlformats.org/drawingml/2006/main" noChangeAspect="1"/>
             </wp:cNvGraphicFramePr>
@@ -3135,7 +3135,7 @@
                   <pic:spPr bwMode="auto">
                     <a:xfrm>
                       <a:off x="0" y="0"/>
-                      <a:ext cx="4953000" cy="3048000"/>
+                      <a:ext cx="4953000" cy="3171825"/>
                     </a:xfrm>
                     <a:prstGeom prst="rect">
                       <a:avLst/>
@@ -4381,9 +4381,9 @@
       <w:r>
         <w:drawing>
           <wp:inline distT="0" distB="0" distL="0" distR="0">
-            <wp:extent cx="4953000" cy="3048000"/>
+            <wp:extent cx="4953000" cy="3171825"/>
             <wp:effectExtent t="0" r="0" b="0" l="0"/>
-            <wp:docPr id="1" name="1.1.1_we_1.png" descr="asset:1.1.1_we_1" title="1.1.1_we_1.png"/>
+            <wp:docPr id="1" name="1.1.1_we_1_doc.png" descr="asset:1.1.1_we_1" title="1.1.1_we_1"/>
             <wp:cNvGraphicFramePr>
               <a:graphicFrameLocks xmlns:a="http://schemas.openxmlformats.org/drawingml/2006/main" noChangeAspect="1"/>
             </wp:cNvGraphicFramePr>
@@ -4406,7 +4406,7 @@
                   <pic:spPr bwMode="auto">
                     <a:xfrm>
                       <a:off x="0" y="0"/>
-                      <a:ext cx="4953000" cy="3048000"/>
+                      <a:ext cx="4953000" cy="3171825"/>
                     </a:xfrm>
                     <a:prstGeom prst="rect">
                       <a:avLst/>

--- a/Boek 1 - Grondslagen, vraag en aanbod/1.1 Hoofdstuk Economisch denken en rekenen/1.1.1 Schaarste en economisch denken/1.1.1 Schaarste en economisch denken – begeleide inoefening – vragen.docx
+++ b/Boek 1 - Grondslagen, vraag en aanbod/1.1 Hoofdstuk Economisch denken en rekenen/1.1.1 Schaarste en economisch denken/1.1.1 Schaarste en economisch denken – begeleide inoefening – vragen.docx
@@ -1996,7 +1996,7 @@
           <wp:inline distT="0" distB="0" distL="0" distR="0">
             <wp:extent cx="4953000" cy="3171825"/>
             <wp:effectExtent t="0" r="0" b="0" l="0"/>
-            <wp:docPr id="1" name="1.1.1_fig_2_doc.png" descr="asset:1.1.1_fig_2" title="1.1.1_fig_2"/>
+            <wp:docPr id="1" name="1.1.1_fig_2_doc.png" descr="asset-alt:Keuzediagram met twee alternatieven naast elkaar; de gekozen optie levert de opbrengst, het beste niet-gekozen alternatief wordt aangewezen als de alternatieve kosten." title="1.1.1_fig_2"/>
             <wp:cNvGraphicFramePr>
               <a:graphicFrameLocks xmlns:a="http://schemas.openxmlformats.org/drawingml/2006/main" noChangeAspect="1"/>
             </wp:cNvGraphicFramePr>
@@ -3112,7 +3112,7 @@
           <wp:inline distT="0" distB="0" distL="0" distR="0">
             <wp:extent cx="4953000" cy="3171825"/>
             <wp:effectExtent t="0" r="0" b="0" l="0"/>
-            <wp:docPr id="1" name="1.1.1_fig_2_doc.png" descr="asset:1.1.1_fig_2" title="1.1.1_fig_2"/>
+            <wp:docPr id="1" name="1.1.1_fig_2_doc.png" descr="asset-alt:Keuzediagram met twee alternatieven naast elkaar; de gekozen optie levert de opbrengst, het beste niet-gekozen alternatief wordt aangewezen als de alternatieve kosten." title="1.1.1_fig_2"/>
             <wp:cNvGraphicFramePr>
               <a:graphicFrameLocks xmlns:a="http://schemas.openxmlformats.org/drawingml/2006/main" noChangeAspect="1"/>
             </wp:cNvGraphicFramePr>
@@ -4383,7 +4383,7 @@
           <wp:inline distT="0" distB="0" distL="0" distR="0">
             <wp:extent cx="4953000" cy="3171825"/>
             <wp:effectExtent t="0" r="0" b="0" l="0"/>
-            <wp:docPr id="1" name="1.1.1_we_1_doc.png" descr="asset:1.1.1_we_1" title="1.1.1_we_1"/>
+            <wp:docPr id="1" name="1.1.1_we_1_doc.png" descr="asset-alt:Uitgewerkt voorbeeld tarwe versus maïs op 10 hectare: tarwe levert €500 per hectare op (totaal €5.000), maïs €350 per hectare (totaal €3.500); de alternatieve kosten van tarwe kiezen zijn €3.500 en de nettowaarde €1.500." title="1.1.1_we_1"/>
             <wp:cNvGraphicFramePr>
               <a:graphicFrameLocks xmlns:a="http://schemas.openxmlformats.org/drawingml/2006/main" noChangeAspect="1"/>
             </wp:cNvGraphicFramePr>
@@ -5662,7 +5662,7 @@
           <w:sz w:val="22"/>
           <w:szCs w:val="22"/>
         </w:rPr>
-        <w:t xml:space="preserve">Welke combinatie levert Luuk de hoogste totale waarde op? Laat je berekening zien en beargumenteer je keuze met de 3 stappen van economisch denken.</w:t>
+        <w:t xml:space="preserve">Welke combinatie levert Luuk de hoogste totale waarde op? Laat je berekening zien en beargumenteer je keuze met de 4 stappen van economisch denken (B02).</w:t>
       </w:r>
     </w:p>
     <w:p>

--- a/Boek 1 - Grondslagen, vraag en aanbod/1.1 Hoofdstuk Economisch denken en rekenen/1.1.1 Schaarste en economisch denken/1.1.1 Schaarste en economisch denken – begeleide inoefening – vragen.docx
+++ b/Boek 1 - Grondslagen, vraag en aanbod/1.1 Hoofdstuk Economisch denken en rekenen/1.1.1 Schaarste en economisch denken/1.1.1 Schaarste en economisch denken – begeleide inoefening – vragen.docx
@@ -8058,7 +8058,7 @@
                 <w:sz w:val="20"/>
                 <w:szCs w:val="20"/>
               </w:rPr>
-              <w:t xml:space="preserve">1) Alternatieven benoemen  2) Opbrengst per alt.  3) Beste niet-gekozen = alt. kosten  4) Nettowaarde bepalen.</w:t>
+              <w:t xml:space="preserve">1) Alternatieven benoemen  2) Opbrengst per alternatief  3) Beste niet-gekozen = alternatieve kosten  4) Nettowaarde bepalen.</w:t>
             </w:r>
           </w:p>
         </w:tc>

--- a/Boek 1 - Grondslagen, vraag en aanbod/1.1 Hoofdstuk Economisch denken en rekenen/1.1.1 Schaarste en economisch denken/1.1.1 Schaarste en economisch denken – begeleide inoefening – vragen.docx
+++ b/Boek 1 - Grondslagen, vraag en aanbod/1.1 Hoofdstuk Economisch denken en rekenen/1.1.1 Schaarste en economisch denken/1.1.1 Schaarste en economisch denken – begeleide inoefening – vragen.docx
@@ -5662,7 +5662,7 @@
           <w:sz w:val="22"/>
           <w:szCs w:val="22"/>
         </w:rPr>
-        <w:t xml:space="preserve">Welke combinatie levert Luuk de hoogste totale waarde op? Laat je berekening zien en beargumenteer je keuze met de 4 stappen van economisch denken (B02).</w:t>
+        <w:t xml:space="preserve">Welke combinatie levert Luuk de hoogste totale waarde op? Laat je berekening zien en beargumenteer je keuze met de 4 stappen van economisch denken.</w:t>
       </w:r>
     </w:p>
     <w:p>
@@ -6101,7 +6101,7 @@
                 <w:sz w:val="28"/>
                 <w:szCs w:val="28"/>
               </w:rPr>
-              <w:t xml:space="preserve">Overheidskeuze bij een schaars budget (volledige B02-procedure)</w:t>
+              <w:t xml:space="preserve">Overheidskeuze bij een schaars budget (volledige 4-stappenprocedure)</w:t>
             </w:r>
           </w:p>
           <w:p>
@@ -6258,7 +6258,7 @@
           <w:sz w:val="24"/>
           <w:szCs w:val="24"/>
         </w:rPr>
-        <w:t xml:space="preserve">Vraag 6a — Stap 1 &amp; 2 van B02</w:t>
+        <w:t xml:space="preserve">Vraag 6a — Stap 1 &amp; 2 van economisch denken</w:t>
       </w:r>
     </w:p>
     <w:p>
@@ -6557,7 +6557,7 @@
           <w:sz w:val="24"/>
           <w:szCs w:val="24"/>
         </w:rPr>
-        <w:t xml:space="preserve">Vraag 6b — Stap 3 van B02: rangschik en bepaal alternatieve kosten</w:t>
+        <w:t xml:space="preserve">Vraag 6b — Stap 3 van economisch denken: rangschik en bepaal alternatieve kosten</w:t>
       </w:r>
     </w:p>
     <w:p>
@@ -6862,7 +6862,7 @@
           <w:sz w:val="24"/>
           <w:szCs w:val="24"/>
         </w:rPr>
-        <w:t xml:space="preserve">Vraag 6c — Stap 4 van B02: nettowaarde en advies</w:t>
+        <w:t xml:space="preserve">Vraag 6c — Stap 4 van economisch denken: nettowaarde en advies</w:t>
       </w:r>
     </w:p>
     <w:p>
@@ -8029,7 +8029,7 @@
                 <w:sz w:val="20"/>
                 <w:szCs w:val="20"/>
               </w:rPr>
-              <w:t xml:space="preserve">Procedure B02 (4 stappen)</w:t>
+              <w:t xml:space="preserve">Economisch denken (4 stappen)</w:t>
             </w:r>
           </w:p>
         </w:tc>
